--- a/tracked_scripts/u1/m11/warmup/Module 11 - Unedited Script.docx
+++ b/tracked_scripts/u1/m11/warmup/Module 11 - Unedited Script.docx
@@ -161,6 +161,48 @@
     </w:p>
     <w:p>
       <w:pPr>
+        <w:spacing w:before="120" w:after="40"/>
+      </w:pPr>
+      <w:r>
+        <w:rPr>
+          <w:rFonts w:ascii="Calibri" w:hAnsi="Calibri"/>
+          <w:b/>
+          <w:i w:val="0"/>
+        </w:rPr>
+        <w:t xml:space="preserve">Building From: </w:t>
+      </w:r>
+      <w:r>
+        <w:rPr>
+          <w:rFonts w:ascii="Calibri" w:hAnsi="Calibri"/>
+          <w:b w:val="0"/>
+          <w:i w:val="0"/>
+        </w:rPr>
+        <w:t>Students can build complete multiplication equations with unknowns in any position, using diverse contexts (bags, rows, stacks, groups). They understand = means "same value as" and can write equations in both orientations (3 × 4 = 12 AND 12 = 3 × 4). They have computational fluency with 2s, 5s, and 10s and can reason about broader factor ranges using Equal Groups with Pictures. M10's Synthesis closure previewed M11: *"Next time, you'll see equal groups arranged in a new way"* with a visual teaser showing dots in rows and columns. The word "array" was NOT used. That's M11's job to introduce.</w:t>
+      </w:r>
+    </w:p>
+    <w:p>
+      <w:pPr>
+        <w:spacing w:before="40" w:after="40"/>
+      </w:pPr>
+      <w:r>
+        <w:rPr>
+          <w:rFonts w:ascii="Calibri" w:hAnsi="Calibri"/>
+          <w:b/>
+          <w:i w:val="0"/>
+        </w:rPr>
+        <w:t xml:space="preserve">Building Toward: </w:t>
+      </w:r>
+      <w:r>
+        <w:rPr>
+          <w:rFonts w:ascii="Calibri" w:hAnsi="Calibri"/>
+          <w:b w:val="0"/>
+          <w:i w:val="0"/>
+        </w:rPr>
+        <w:t>M11 established that the same array produces two different expressions (3 × 4 and 4 × 3). M12 asks the inevitable question: "Do they give the SAME answer?" M12 uses arrays to PROVE the commutative property, that a × b = b × a, through rotation animation (a 3×4 array rotated 90° becomes a 4×3 array with the same items) and side-by-side comparison. M11's dual interpretation is the foundation; M12's proof is the payoff. Without M11's clear establishment that rows ≠ columns but both are valid descriptions, M12 has nothing to prove equivalent. ---</w:t>
+      </w:r>
+    </w:p>
+    <w:p>
+      <w:pPr>
         <w:spacing w:before="160" w:after="0"/>
       </w:pPr>
     </w:p>
@@ -275,7 +317,7 @@
           <w:b/>
           <w:i w:val="0"/>
         </w:rPr>
-        <w:t xml:space="preserve">• Options:  </w:t>
+        <w:t xml:space="preserve">• Answer option (optional):  </w:t>
       </w:r>
       <w:r>
         <w:rPr>
@@ -285,7 +327,7 @@
           <w:color w:val="6E6E6E"/>
           <w:sz w:val="19"/>
         </w:rPr>
-        <w:t>The available answer choices</w:t>
+        <w:t>The available answer choice, nested under Prompt</w:t>
       </w:r>
     </w:p>
     <w:p>
@@ -426,9 +468,7 @@
         <w:rPr>
           <w:rFonts w:ascii="Calibri" w:hAnsi="Calibri"/>
           <w:b/>
-          <w:i/>
-          <w:color w:val="6E6E6E"/>
-          <w:sz w:val="19"/>
+          <w:i w:val="0"/>
         </w:rPr>
         <w:t xml:space="preserve">Visual: </w:t>
       </w:r>
@@ -436,9 +476,7 @@
         <w:rPr>
           <w:rFonts w:ascii="Calibri" w:hAnsi="Calibri"/>
           <w:b w:val="0"/>
-          <w:i/>
-          <w:color w:val="6E6E6E"/>
-          <w:sz w:val="19"/>
+          <w:i w:val="0"/>
         </w:rPr>
         <w:t>Left side of split screen: 3 bags, each containing 5 items. Clustered arrangement. Total 15 items visible.</w:t>
       </w:r>
@@ -452,9 +490,7 @@
         <w:rPr>
           <w:rFonts w:ascii="Calibri" w:hAnsi="Calibri"/>
           <w:b/>
-          <w:i/>
-          <w:color w:val="6E6E6E"/>
-          <w:sz w:val="19"/>
+          <w:i w:val="0"/>
         </w:rPr>
         <w:t xml:space="preserve">Visual: </w:t>
       </w:r>
@@ -462,9 +498,7 @@
         <w:rPr>
           <w:rFonts w:ascii="Calibri" w:hAnsi="Calibri"/>
           <w:b w:val="0"/>
-          <w:i/>
-          <w:color w:val="6E6E6E"/>
-          <w:sz w:val="19"/>
+          <w:i w:val="0"/>
         </w:rPr>
         <w:t>Right side of split screen: Same 15 items arranged in a 3 by 5 rectangle. No containers. Items lined up in rows and columns.</w:t>
       </w:r>
@@ -509,9 +543,7 @@
         <w:rPr>
           <w:rFonts w:ascii="Calibri" w:hAnsi="Calibri"/>
           <w:b/>
-          <w:i/>
-          <w:color w:val="6E6E6E"/>
-          <w:sz w:val="19"/>
+          <w:i w:val="0"/>
         </w:rPr>
         <w:t xml:space="preserve">Visual: </w:t>
       </w:r>
@@ -519,9 +551,7 @@
         <w:rPr>
           <w:rFonts w:ascii="Calibri" w:hAnsi="Calibri"/>
           <w:b w:val="0"/>
-          <w:i/>
-          <w:color w:val="6E6E6E"/>
-          <w:sz w:val="19"/>
+          <w:i w:val="0"/>
         </w:rPr>
         <w:t>Equal groups visual appears showing 3 bags with 5 items each.</w:t>
       </w:r>
@@ -535,9 +565,7 @@
         <w:rPr>
           <w:rFonts w:ascii="Calibri" w:hAnsi="Calibri"/>
           <w:b/>
-          <w:i/>
-          <w:color w:val="6E6E6E"/>
-          <w:sz w:val="19"/>
+          <w:i w:val="0"/>
         </w:rPr>
         <w:t xml:space="preserve">Visual: </w:t>
       </w:r>
@@ -545,9 +573,7 @@
         <w:rPr>
           <w:rFonts w:ascii="Calibri" w:hAnsi="Calibri"/>
           <w:b w:val="0"/>
-          <w:i/>
-          <w:color w:val="6E6E6E"/>
-          <w:sz w:val="19"/>
+          <w:i w:val="0"/>
         </w:rPr>
         <w:t>Equation builder appears alongside equal groups. Full equation template with three blanks. Tile palette shows numbers 2, 3, 4, 5, 6, 8, 12, 14, 15, 16.</w:t>
       </w:r>
@@ -620,7 +646,21 @@
     </w:p>
     <w:p>
       <w:pPr>
-        <w:spacing w:before="60" w:after="20"/>
+        <w:spacing w:before="80" w:after="40"/>
+        <w:ind w:left="0"/>
+      </w:pPr>
+      <w:r>
+        <w:rPr>
+          <w:rFonts w:ascii="Calibri" w:hAnsi="Calibri"/>
+          <w:b/>
+          <w:i w:val="0"/>
+        </w:rPr>
+        <w:t>Based on student response:</w:t>
+      </w:r>
+    </w:p>
+    <w:p>
+      <w:pPr>
+        <w:spacing w:before="40" w:after="20"/>
         <w:ind w:left="0"/>
       </w:pPr>
       <w:r>
@@ -650,9 +690,7 @@
         <w:rPr>
           <w:rFonts w:ascii="Calibri" w:hAnsi="Calibri"/>
           <w:b/>
-          <w:i/>
-          <w:color w:val="6E6E6E"/>
-          <w:sz w:val="19"/>
+          <w:i w:val="0"/>
         </w:rPr>
         <w:t xml:space="preserve">Visual: </w:t>
       </w:r>
@@ -660,9 +698,7 @@
         <w:rPr>
           <w:rFonts w:ascii="Calibri" w:hAnsi="Calibri"/>
           <w:b w:val="0"/>
-          <w:i/>
-          <w:color w:val="6E6E6E"/>
-          <w:sz w:val="19"/>
+          <w:i w:val="0"/>
         </w:rPr>
         <w:t>Equation confirms as correct: 3 × 5 = 15.</w:t>
       </w:r>
@@ -691,8 +727,8 @@
     </w:p>
     <w:p>
       <w:pPr>
-        <w:spacing w:before="60" w:after="20"/>
-        <w:ind w:left="432"/>
+        <w:spacing w:before="40" w:after="20"/>
+        <w:ind w:left="0"/>
       </w:pPr>
       <w:r>
         <w:rPr>
@@ -715,7 +751,7 @@
     <w:p>
       <w:pPr>
         <w:spacing w:before="20" w:after="20"/>
-        <w:ind w:left="720"/>
+        <w:ind w:left="0"/>
       </w:pPr>
       <w:r>
         <w:rPr>
@@ -736,8 +772,8 @@
     </w:p>
     <w:p>
       <w:pPr>
-        <w:spacing w:before="60" w:after="20"/>
-        <w:ind w:left="432"/>
+        <w:spacing w:before="40" w:after="20"/>
+        <w:ind w:left="0"/>
       </w:pPr>
       <w:r>
         <w:rPr>
@@ -760,15 +796,13 @@
     <w:p>
       <w:pPr>
         <w:spacing w:before="20" w:after="20"/>
-        <w:ind w:left="720"/>
+        <w:ind w:left="0"/>
       </w:pPr>
       <w:r>
         <w:rPr>
           <w:rFonts w:ascii="Calibri" w:hAnsi="Calibri"/>
           <w:b/>
-          <w:i/>
-          <w:color w:val="6E6E6E"/>
-          <w:sz w:val="19"/>
+          <w:i w:val="0"/>
         </w:rPr>
         <w:t xml:space="preserve">Visual: </w:t>
       </w:r>
@@ -776,9 +810,7 @@
         <w:rPr>
           <w:rFonts w:ascii="Calibri" w:hAnsi="Calibri"/>
           <w:b w:val="0"/>
-          <w:i/>
-          <w:color w:val="6E6E6E"/>
-          <w:sz w:val="19"/>
+          <w:i w:val="0"/>
         </w:rPr>
         <w:t>Bags pulse to highlight groups. Items within each bag also highlight.</w:t>
       </w:r>
@@ -786,7 +818,7 @@
     <w:p>
       <w:pPr>
         <w:spacing w:before="20" w:after="20"/>
-        <w:ind w:left="720"/>
+        <w:ind w:left="0"/>
       </w:pPr>
       <w:r>
         <w:rPr>
@@ -807,8 +839,8 @@
     </w:p>
     <w:p>
       <w:pPr>
-        <w:spacing w:before="60" w:after="20"/>
-        <w:ind w:left="432"/>
+        <w:spacing w:before="40" w:after="20"/>
+        <w:ind w:left="0"/>
       </w:pPr>
       <w:r>
         <w:rPr>
@@ -831,15 +863,13 @@
     <w:p>
       <w:pPr>
         <w:spacing w:before="20" w:after="20"/>
-        <w:ind w:left="720"/>
+        <w:ind w:left="0"/>
       </w:pPr>
       <w:r>
         <w:rPr>
           <w:rFonts w:ascii="Calibri" w:hAnsi="Calibri"/>
           <w:b/>
-          <w:i/>
-          <w:color w:val="6E6E6E"/>
-          <w:sz w:val="19"/>
+          <w:i w:val="0"/>
         </w:rPr>
         <w:t xml:space="preserve">Visual: </w:t>
       </w:r>
@@ -847,9 +877,7 @@
         <w:rPr>
           <w:rFonts w:ascii="Calibri" w:hAnsi="Calibri"/>
           <w:b w:val="0"/>
-          <w:i/>
-          <w:color w:val="6E6E6E"/>
-          <w:sz w:val="19"/>
+          <w:i w:val="0"/>
         </w:rPr>
         <w:t>System counts bags one by one, showing 3 groups. Then counts items in one bag, showing 5. Finally shows total of 15 items.</w:t>
       </w:r>
@@ -857,15 +885,13 @@
     <w:p>
       <w:pPr>
         <w:spacing w:before="20" w:after="20"/>
-        <w:ind w:left="720"/>
+        <w:ind w:left="0"/>
       </w:pPr>
       <w:r>
         <w:rPr>
           <w:rFonts w:ascii="Calibri" w:hAnsi="Calibri"/>
           <w:b/>
-          <w:i/>
-          <w:color w:val="6E6E6E"/>
-          <w:sz w:val="19"/>
+          <w:i w:val="0"/>
         </w:rPr>
         <w:t xml:space="preserve">Visual: </w:t>
       </w:r>
@@ -873,9 +899,7 @@
         <w:rPr>
           <w:rFonts w:ascii="Calibri" w:hAnsi="Calibri"/>
           <w:b w:val="0"/>
-          <w:i/>
-          <w:color w:val="6E6E6E"/>
-          <w:sz w:val="19"/>
+          <w:i w:val="0"/>
         </w:rPr>
         <w:t>System places tiles: 3 in first blank, 5 in second blank, 15 in third blank.</w:t>
       </w:r>
@@ -883,7 +907,7 @@
     <w:p>
       <w:pPr>
         <w:spacing w:before="20" w:after="20"/>
-        <w:ind w:left="720"/>
+        <w:ind w:left="0"/>
       </w:pPr>
       <w:r>
         <w:rPr>
@@ -920,9 +944,7 @@
         <w:rPr>
           <w:rFonts w:ascii="Calibri" w:hAnsi="Calibri"/>
           <w:b/>
-          <w:i/>
-          <w:color w:val="6E6E6E"/>
-          <w:sz w:val="19"/>
+          <w:i w:val="0"/>
         </w:rPr>
         <w:t xml:space="preserve">Visual: </w:t>
       </w:r>
@@ -930,9 +952,7 @@
         <w:rPr>
           <w:rFonts w:ascii="Calibri" w:hAnsi="Calibri"/>
           <w:b w:val="0"/>
-          <w:i/>
-          <w:color w:val="6E6E6E"/>
-          <w:sz w:val="19"/>
+          <w:i w:val="0"/>
         </w:rPr>
         <w:t>Left side of split screen. 3 bags appear, each containing 5 items in a clustered arrangement. Same visual from warmup section 1.</w:t>
       </w:r>
@@ -946,9 +966,7 @@
         <w:rPr>
           <w:rFonts w:ascii="Calibri" w:hAnsi="Calibri"/>
           <w:b/>
-          <w:i/>
-          <w:color w:val="6E6E6E"/>
-          <w:sz w:val="19"/>
+          <w:i w:val="0"/>
         </w:rPr>
         <w:t xml:space="preserve">Visual: </w:t>
       </w:r>
@@ -956,9 +974,7 @@
         <w:rPr>
           <w:rFonts w:ascii="Calibri" w:hAnsi="Calibri"/>
           <w:b w:val="0"/>
-          <w:i/>
-          <w:color w:val="6E6E6E"/>
-          <w:sz w:val="19"/>
+          <w:i w:val="0"/>
         </w:rPr>
         <w:t>Right side of split screen. Same 15 items now arranged in a 3 by 5 rectangle. No bags. Items lined up in rows and columns, aligned horizontally and vertically.</w:t>
       </w:r>
@@ -1087,7 +1103,21 @@
     </w:p>
     <w:p>
       <w:pPr>
-        <w:spacing w:before="60" w:after="20"/>
+        <w:spacing w:before="80" w:after="40"/>
+        <w:ind w:left="0"/>
+      </w:pPr>
+      <w:r>
+        <w:rPr>
+          <w:rFonts w:ascii="Calibri" w:hAnsi="Calibri"/>
+          <w:b/>
+          <w:i w:val="0"/>
+        </w:rPr>
+        <w:t>Based on student response:</w:t>
+      </w:r>
+    </w:p>
+    <w:p>
+      <w:pPr>
+        <w:spacing w:before="40" w:after="20"/>
         <w:ind w:left="0"/>
       </w:pPr>
       <w:r>
@@ -1132,8 +1162,8 @@
     </w:p>
     <w:p>
       <w:pPr>
-        <w:spacing w:before="60" w:after="20"/>
-        <w:ind w:left="432"/>
+        <w:spacing w:before="40" w:after="20"/>
+        <w:ind w:left="0"/>
       </w:pPr>
       <w:r>
         <w:rPr>
@@ -1156,15 +1186,13 @@
     <w:p>
       <w:pPr>
         <w:spacing w:before="20" w:after="20"/>
-        <w:ind w:left="720"/>
+        <w:ind w:left="0"/>
       </w:pPr>
       <w:r>
         <w:rPr>
           <w:rFonts w:ascii="Calibri" w:hAnsi="Calibri"/>
           <w:b/>
-          <w:i/>
-          <w:color w:val="6E6E6E"/>
-          <w:sz w:val="19"/>
+          <w:i w:val="0"/>
         </w:rPr>
         <w:t xml:space="preserve">Visual: </w:t>
       </w:r>
@@ -1172,9 +1200,7 @@
         <w:rPr>
           <w:rFonts w:ascii="Calibri" w:hAnsi="Calibri"/>
           <w:b w:val="0"/>
-          <w:i/>
-          <w:color w:val="6E6E6E"/>
-          <w:sz w:val="19"/>
+          <w:i w:val="0"/>
         </w:rPr>
         <w:t>All 15 items in the clustered arrangement highlight.</w:t>
       </w:r>
@@ -1182,15 +1208,13 @@
     <w:p>
       <w:pPr>
         <w:spacing w:before="20" w:after="20"/>
-        <w:ind w:left="720"/>
+        <w:ind w:left="0"/>
       </w:pPr>
       <w:r>
         <w:rPr>
           <w:rFonts w:ascii="Calibri" w:hAnsi="Calibri"/>
           <w:b/>
-          <w:i/>
-          <w:color w:val="6E6E6E"/>
-          <w:sz w:val="19"/>
+          <w:i w:val="0"/>
         </w:rPr>
         <w:t xml:space="preserve">Visual: </w:t>
       </w:r>
@@ -1198,9 +1222,7 @@
         <w:rPr>
           <w:rFonts w:ascii="Calibri" w:hAnsi="Calibri"/>
           <w:b w:val="0"/>
-          <w:i/>
-          <w:color w:val="6E6E6E"/>
-          <w:sz w:val="19"/>
+          <w:i w:val="0"/>
         </w:rPr>
         <w:t>All 15 items in the rectangular arrangement highlight.</w:t>
       </w:r>
@@ -1208,7 +1230,7 @@
     <w:p>
       <w:pPr>
         <w:spacing w:before="20" w:after="20"/>
-        <w:ind w:left="720"/>
+        <w:ind w:left="0"/>
       </w:pPr>
       <w:r>
         <w:rPr>
@@ -1229,8 +1251,8 @@
     </w:p>
     <w:p>
       <w:pPr>
-        <w:spacing w:before="60" w:after="20"/>
-        <w:ind w:left="432"/>
+        <w:spacing w:before="40" w:after="20"/>
+        <w:ind w:left="0"/>
       </w:pPr>
       <w:r>
         <w:rPr>
@@ -1253,15 +1275,13 @@
     <w:p>
       <w:pPr>
         <w:spacing w:before="20" w:after="20"/>
-        <w:ind w:left="720"/>
+        <w:ind w:left="0"/>
       </w:pPr>
       <w:r>
         <w:rPr>
           <w:rFonts w:ascii="Calibri" w:hAnsi="Calibri"/>
           <w:b/>
-          <w:i/>
-          <w:color w:val="6E6E6E"/>
-          <w:sz w:val="19"/>
+          <w:i w:val="0"/>
         </w:rPr>
         <w:t xml:space="preserve">Visual: </w:t>
       </w:r>
@@ -1269,9 +1289,7 @@
         <w:rPr>
           <w:rFonts w:ascii="Calibri" w:hAnsi="Calibri"/>
           <w:b w:val="0"/>
-          <w:i/>
-          <w:color w:val="6E6E6E"/>
-          <w:sz w:val="19"/>
+          <w:i w:val="0"/>
         </w:rPr>
         <w:t>First group in clustered arrangement highlights, showing 5 items.</w:t>
       </w:r>
@@ -1279,15 +1297,13 @@
     <w:p>
       <w:pPr>
         <w:spacing w:before="20" w:after="20"/>
-        <w:ind w:left="720"/>
+        <w:ind w:left="0"/>
       </w:pPr>
       <w:r>
         <w:rPr>
           <w:rFonts w:ascii="Calibri" w:hAnsi="Calibri"/>
           <w:b/>
-          <w:i/>
-          <w:color w:val="6E6E6E"/>
-          <w:sz w:val="19"/>
+          <w:i w:val="0"/>
         </w:rPr>
         <w:t xml:space="preserve">Visual: </w:t>
       </w:r>
@@ -1295,9 +1311,7 @@
         <w:rPr>
           <w:rFonts w:ascii="Calibri" w:hAnsi="Calibri"/>
           <w:b w:val="0"/>
-          <w:i/>
-          <w:color w:val="6E6E6E"/>
-          <w:sz w:val="19"/>
+          <w:i w:val="0"/>
         </w:rPr>
         <w:t>First row in rectangular arrangement highlights, showing 5 items.</w:t>
       </w:r>
@@ -1305,7 +1319,7 @@
     <w:p>
       <w:pPr>
         <w:spacing w:before="20" w:after="20"/>
-        <w:ind w:left="720"/>
+        <w:ind w:left="0"/>
       </w:pPr>
       <w:r>
         <w:rPr>
@@ -1326,8 +1340,8 @@
     </w:p>
     <w:p>
       <w:pPr>
-        <w:spacing w:before="60" w:after="20"/>
-        <w:ind w:left="432"/>
+        <w:spacing w:before="40" w:after="20"/>
+        <w:ind w:left="0"/>
       </w:pPr>
       <w:r>
         <w:rPr>
@@ -1350,15 +1364,13 @@
     <w:p>
       <w:pPr>
         <w:spacing w:before="20" w:after="20"/>
-        <w:ind w:left="720"/>
+        <w:ind w:left="0"/>
       </w:pPr>
       <w:r>
         <w:rPr>
           <w:rFonts w:ascii="Calibri" w:hAnsi="Calibri"/>
           <w:b/>
-          <w:i/>
-          <w:color w:val="6E6E6E"/>
-          <w:sz w:val="19"/>
+          <w:i w:val="0"/>
         </w:rPr>
         <w:t xml:space="preserve">Visual: </w:t>
       </w:r>
@@ -1366,9 +1378,7 @@
         <w:rPr>
           <w:rFonts w:ascii="Calibri" w:hAnsi="Calibri"/>
           <w:b w:val="0"/>
-          <w:i/>
-          <w:color w:val="6E6E6E"/>
-          <w:sz w:val="19"/>
+          <w:i w:val="0"/>
         </w:rPr>
         <w:t>Grid lines appear over rectangular arrangement, emphasizing the rows and columns.</w:t>
       </w:r>
@@ -1376,7 +1386,7 @@
     <w:p>
       <w:pPr>
         <w:spacing w:before="20" w:after="20"/>
-        <w:ind w:left="720"/>
+        <w:ind w:left="0"/>
       </w:pPr>
       <w:r>
         <w:rPr>
@@ -1397,8 +1407,8 @@
     </w:p>
     <w:p>
       <w:pPr>
-        <w:spacing w:before="60" w:after="20"/>
-        <w:ind w:left="432"/>
+        <w:spacing w:before="40" w:after="20"/>
+        <w:ind w:left="0"/>
       </w:pPr>
       <w:r>
         <w:rPr>
@@ -1421,15 +1431,13 @@
     <w:p>
       <w:pPr>
         <w:spacing w:before="20" w:after="20"/>
-        <w:ind w:left="720"/>
+        <w:ind w:left="0"/>
       </w:pPr>
       <w:r>
         <w:rPr>
           <w:rFonts w:ascii="Calibri" w:hAnsi="Calibri"/>
           <w:b/>
-          <w:i/>
-          <w:color w:val="6E6E6E"/>
-          <w:sz w:val="19"/>
+          <w:i w:val="0"/>
         </w:rPr>
         <w:t xml:space="preserve">Visual: </w:t>
       </w:r>
@@ -1437,9 +1445,7 @@
         <w:rPr>
           <w:rFonts w:ascii="Calibri" w:hAnsi="Calibri"/>
           <w:b w:val="0"/>
-          <w:i/>
-          <w:color w:val="6E6E6E"/>
-          <w:sz w:val="19"/>
+          <w:i w:val="0"/>
         </w:rPr>
         <w:t>System traces horizontal lines across each row, then vertical lines down each column, showing the perfect alignment.</w:t>
       </w:r>
@@ -1447,7 +1453,7 @@
     <w:p>
       <w:pPr>
         <w:spacing w:before="20" w:after="20"/>
-        <w:ind w:left="720"/>
+        <w:ind w:left="0"/>
       </w:pPr>
       <w:r>
         <w:rPr>
@@ -1484,9 +1490,7 @@
         <w:rPr>
           <w:rFonts w:ascii="Calibri" w:hAnsi="Calibri"/>
           <w:b/>
-          <w:i/>
-          <w:color w:val="6E6E6E"/>
-          <w:sz w:val="19"/>
+          <w:i w:val="0"/>
         </w:rPr>
         <w:t xml:space="preserve">Visual: </w:t>
       </w:r>
@@ -1494,9 +1498,7 @@
         <w:rPr>
           <w:rFonts w:ascii="Calibri" w:hAnsi="Calibri"/>
           <w:b w:val="0"/>
-          <w:i/>
-          <w:color w:val="6E6E6E"/>
-          <w:sz w:val="19"/>
+          <w:i w:val="0"/>
         </w:rPr>
         <w:t>3×5 grid arrangement of items appears, centered on screen.</w:t>
       </w:r>
@@ -1510,9 +1512,7 @@
         <w:rPr>
           <w:rFonts w:ascii="Calibri" w:hAnsi="Calibri"/>
           <w:b/>
-          <w:i/>
-          <w:color w:val="6E6E6E"/>
-          <w:sz w:val="19"/>
+          <w:i w:val="0"/>
         </w:rPr>
         <w:t xml:space="preserve">Visual: </w:t>
       </w:r>
@@ -1520,9 +1520,7 @@
         <w:rPr>
           <w:rFonts w:ascii="Calibri" w:hAnsi="Calibri"/>
           <w:b w:val="0"/>
-          <w:i/>
-          <w:color w:val="6E6E6E"/>
-          <w:sz w:val="19"/>
+          <w:i w:val="0"/>
         </w:rPr>
         <w:t>Horizontal lines (rows) briefly highlight.</w:t>
       </w:r>
@@ -1536,9 +1534,7 @@
         <w:rPr>
           <w:rFonts w:ascii="Calibri" w:hAnsi="Calibri"/>
           <w:b/>
-          <w:i/>
-          <w:color w:val="6E6E6E"/>
-          <w:sz w:val="19"/>
+          <w:i w:val="0"/>
         </w:rPr>
         <w:t xml:space="preserve">Visual: </w:t>
       </w:r>
@@ -1546,9 +1542,7 @@
         <w:rPr>
           <w:rFonts w:ascii="Calibri" w:hAnsi="Calibri"/>
           <w:b w:val="0"/>
-          <w:i/>
-          <w:color w:val="6E6E6E"/>
-          <w:sz w:val="19"/>
+          <w:i w:val="0"/>
         </w:rPr>
         <w:t>Vertical lines (columns) briefly highlight.</w:t>
       </w:r>
